--- a/HTML/Video 3/Steps to run the websire on mobile.docx
+++ b/HTML/Video 3/Steps to run the websire on mobile.docx
@@ -58,7 +58,15 @@
     <w:p/>
     <w:p>
       <w:r>
-        <w:t>Step 2:-Ensure that the wifi setting must be Private network</w:t>
+        <w:t xml:space="preserve">Step 2:-Ensure that the </w:t>
+      </w:r>
+      <w:proofErr w:type="spellStart"/>
+      <w:r>
+        <w:t>wifi</w:t>
+      </w:r>
+      <w:proofErr w:type="spellEnd"/>
+      <w:r>
+        <w:t xml:space="preserve"> setting must be Private network</w:t>
       </w:r>
     </w:p>
     <w:p>
@@ -106,7 +114,18 @@
     <w:p>
       <w:r>
         <w:lastRenderedPageBreak/>
-        <w:t>Step 3:-Go to VS code&gt;Search for the LIVE preview settings&gt;Live Preview:Host IP and paste the IPv4 adress</w:t>
+        <w:t xml:space="preserve">Step 3:-Go to VS code&gt;Search for the LIVE preview settings&gt;Live </w:t>
+      </w:r>
+      <w:proofErr w:type="spellStart"/>
+      <w:r>
+        <w:t>Preview:Host</w:t>
+      </w:r>
+      <w:proofErr w:type="spellEnd"/>
+      <w:r>
+        <w:t xml:space="preserve"> IP and paste the IPv4 </w:t>
+      </w:r>
+      <w:r>
+        <w:t>address</w:t>
       </w:r>
       <w:r>
         <w:t>(from terminal)</w:t>
